--- a/tmp-tj/261029_Proline_ligne-editoriale-linkedin-b2b.docx
+++ b/tmp-tj/261029_Proline_ligne-editoriale-linkedin-b2b.docx
@@ -6,7 +6,7 @@
       <w:r>
         <w:drawing>
           <wp:inline xmlns:a="http://schemas.openxmlformats.org/drawingml/2006/main" xmlns:pic="http://schemas.openxmlformats.org/drawingml/2006/picture">
-            <wp:extent cx="1512000" cy="541800"/>
+            <wp:extent cx="1224000" cy="438600"/>
             <wp:docPr id="1" name="Picture 1"/>
             <wp:cNvGraphicFramePr>
               <a:graphicFrameLocks noChangeAspect="1"/>
@@ -27,7 +27,7 @@
                   <pic:spPr>
                     <a:xfrm>
                       <a:off x="0" y="0"/>
-                      <a:ext cx="1512000" cy="541800"/>
+                      <a:ext cx="1224000" cy="438600"/>
                     </a:xfrm>
                     <a:prstGeom prst="rect"/>
                   </pic:spPr>
@@ -95,12 +95,13 @@
         <w:tblStyle w:val="TableGrid"/>
         <w:tblW w:type="auto" w:w="0"/>
         <w:jc w:val="center"/>
+        <w:tblLayout w:type="fixed"/>
         <w:tblLook w:firstColumn="1" w:firstRow="1" w:lastColumn="0" w:lastRow="0" w:noHBand="0" w:noVBand="1" w:val="04A0"/>
       </w:tblPr>
       <w:tblGrid>
-        <w:gridCol w:w="3213"/>
-        <w:gridCol w:w="3213"/>
-        <w:gridCol w:w="3213"/>
+        <w:gridCol w:w="2608"/>
+        <w:gridCol w:w="2835"/>
+        <w:gridCol w:w="4195"/>
       </w:tblGrid>
       <w:tr>
         <w:tc>
@@ -438,7 +439,7 @@
     </w:tbl>
     <w:p>
       <w:pPr>
-        <w:spacing w:after="40"/>
+        <w:spacing w:after="0" w:line="144" w:lineRule="auto"/>
       </w:pPr>
     </w:p>
     <w:p>
@@ -454,12 +455,13 @@
         <w:tblStyle w:val="TableGrid"/>
         <w:tblW w:type="auto" w:w="0"/>
         <w:jc w:val="center"/>
+        <w:tblLayout w:type="fixed"/>
         <w:tblLook w:firstColumn="1" w:firstRow="1" w:lastColumn="0" w:lastRow="0" w:noHBand="0" w:noVBand="1" w:val="04A0"/>
       </w:tblPr>
       <w:tblGrid>
-        <w:gridCol w:w="3213"/>
-        <w:gridCol w:w="3213"/>
-        <w:gridCol w:w="3213"/>
+        <w:gridCol w:w="2835"/>
+        <w:gridCol w:w="850"/>
+        <w:gridCol w:w="5953"/>
       </w:tblGrid>
       <w:tr>
         <w:tc>
@@ -797,7 +799,7 @@
     </w:tbl>
     <w:p>
       <w:pPr>
-        <w:spacing w:after="40"/>
+        <w:spacing w:after="0" w:line="144" w:lineRule="auto"/>
       </w:pPr>
     </w:p>
     <w:p>
@@ -903,7 +905,7 @@
         <w:t xml:space="preserve">Formats : </w:t>
       </w:r>
       <w:r>
-        <w:t>une image au format 4:5, un document en carrousel pour les méthodes, une vidéo courte tournée sur un parc quand les prises de vue existent ;</w:t>
+        <w:t>image 4:5, carrousel pour les méthodes, vidéo courte tournée sur un parc dès que possible ;</w:t>
       </w:r>
     </w:p>
     <w:p>
@@ -918,7 +920,7 @@
         <w:t xml:space="preserve">Visuels : </w:t>
       </w:r>
       <w:r>
-        <w:t>photos réelles des parcs, fond bleu nuit, une phrase et un chiffre par visuel, logo en pied : l’esprit sobre et terrain des comptes de transporteurs et de logisticiens que la direction apprécie ;</w:t>
+        <w:t>photos réelles des parcs, fond bleu nuit, une phrase et un chiffre, logo en pied : l’esprit sobre et terrain des transporteurs que la direction apprécie ;</w:t>
       </w:r>
     </w:p>
     <w:p>
@@ -964,19 +966,20 @@
         <w:tblStyle w:val="TableGrid"/>
         <w:tblW w:type="auto" w:w="0"/>
         <w:jc w:val="center"/>
+        <w:tblLayout w:type="fixed"/>
         <w:tblLook w:firstColumn="1" w:firstRow="1" w:lastColumn="0" w:lastRow="0" w:noHBand="0" w:noVBand="1" w:val="04A0"/>
       </w:tblPr>
       <w:tblGrid>
-        <w:gridCol w:w="1928"/>
-        <w:gridCol w:w="1928"/>
-        <w:gridCol w:w="1928"/>
-        <w:gridCol w:w="1928"/>
-        <w:gridCol w:w="1928"/>
+        <w:gridCol w:w="2041"/>
+        <w:gridCol w:w="1304"/>
+        <w:gridCol w:w="3912"/>
+        <w:gridCol w:w="1474"/>
+        <w:gridCol w:w="907"/>
       </w:tblGrid>
       <w:tr>
         <w:tc>
           <w:tcPr>
-            <w:tcW w:type="dxa" w:w="1928"/>
+            <w:tcW w:type="dxa" w:w="2041"/>
             <w:shd w:val="clear" w:color="auto" w:fill="3A5A72"/>
           </w:tcPr>
           <w:p>
@@ -996,7 +999,7 @@
         </w:tc>
         <w:tc>
           <w:tcPr>
-            <w:tcW w:type="dxa" w:w="1361"/>
+            <w:tcW w:type="dxa" w:w="1304"/>
             <w:shd w:val="clear" w:color="auto" w:fill="3A5A72"/>
           </w:tcPr>
           <w:p>
@@ -1016,7 +1019,7 @@
         </w:tc>
         <w:tc>
           <w:tcPr>
-            <w:tcW w:type="dxa" w:w="3742"/>
+            <w:tcW w:type="dxa" w:w="3912"/>
             <w:shd w:val="clear" w:color="auto" w:fill="3A5A72"/>
           </w:tcPr>
           <w:p>
@@ -1036,7 +1039,7 @@
         </w:tc>
         <w:tc>
           <w:tcPr>
-            <w:tcW w:type="dxa" w:w="1587"/>
+            <w:tcW w:type="dxa" w:w="1474"/>
             <w:shd w:val="clear" w:color="auto" w:fill="3A5A72"/>
           </w:tcPr>
           <w:p>
@@ -1056,7 +1059,7 @@
         </w:tc>
         <w:tc>
           <w:tcPr>
-            <w:tcW w:type="dxa" w:w="1020"/>
+            <w:tcW w:type="dxa" w:w="907"/>
             <w:shd w:val="clear" w:color="auto" w:fill="3A5A72"/>
           </w:tcPr>
           <w:p>
@@ -1078,7 +1081,7 @@
       <w:tr>
         <w:tc>
           <w:tcPr>
-            <w:tcW w:type="dxa" w:w="1928"/>
+            <w:tcW w:type="dxa" w:w="2041"/>
           </w:tcPr>
           <w:p>
             <w:pPr>
@@ -1095,7 +1098,7 @@
         </w:tc>
         <w:tc>
           <w:tcPr>
-            <w:tcW w:type="dxa" w:w="1361"/>
+            <w:tcW w:type="dxa" w:w="1304"/>
           </w:tcPr>
           <w:p>
             <w:pPr>
@@ -1112,7 +1115,7 @@
         </w:tc>
         <w:tc>
           <w:tcPr>
-            <w:tcW w:type="dxa" w:w="3742"/>
+            <w:tcW w:type="dxa" w:w="3912"/>
           </w:tcPr>
           <w:p>
             <w:pPr>
@@ -1129,7 +1132,7 @@
         </w:tc>
         <w:tc>
           <w:tcPr>
-            <w:tcW w:type="dxa" w:w="1587"/>
+            <w:tcW w:type="dxa" w:w="1474"/>
           </w:tcPr>
           <w:p>
             <w:pPr>
@@ -1146,7 +1149,7 @@
         </w:tc>
         <w:tc>
           <w:tcPr>
-            <w:tcW w:type="dxa" w:w="1020"/>
+            <w:tcW w:type="dxa" w:w="907"/>
           </w:tcPr>
           <w:p>
             <w:pPr>
@@ -1165,7 +1168,7 @@
       <w:tr>
         <w:tc>
           <w:tcPr>
-            <w:tcW w:type="dxa" w:w="1928"/>
+            <w:tcW w:type="dxa" w:w="2041"/>
             <w:shd w:val="clear" w:color="auto" w:fill="F6F8FA"/>
           </w:tcPr>
           <w:p>
@@ -1183,7 +1186,7 @@
         </w:tc>
         <w:tc>
           <w:tcPr>
-            <w:tcW w:type="dxa" w:w="1361"/>
+            <w:tcW w:type="dxa" w:w="1304"/>
             <w:shd w:val="clear" w:color="auto" w:fill="F6F8FA"/>
           </w:tcPr>
           <w:p>
@@ -1201,7 +1204,7 @@
         </w:tc>
         <w:tc>
           <w:tcPr>
-            <w:tcW w:type="dxa" w:w="3742"/>
+            <w:tcW w:type="dxa" w:w="3912"/>
             <w:shd w:val="clear" w:color="auto" w:fill="F6F8FA"/>
           </w:tcPr>
           <w:p>
@@ -1219,7 +1222,7 @@
         </w:tc>
         <w:tc>
           <w:tcPr>
-            <w:tcW w:type="dxa" w:w="1587"/>
+            <w:tcW w:type="dxa" w:w="1474"/>
             <w:shd w:val="clear" w:color="auto" w:fill="F6F8FA"/>
           </w:tcPr>
           <w:p>
@@ -1237,7 +1240,7 @@
         </w:tc>
         <w:tc>
           <w:tcPr>
-            <w:tcW w:type="dxa" w:w="1020"/>
+            <w:tcW w:type="dxa" w:w="907"/>
             <w:shd w:val="clear" w:color="auto" w:fill="F6F8FA"/>
           </w:tcPr>
           <w:p>
@@ -1257,7 +1260,7 @@
       <w:tr>
         <w:tc>
           <w:tcPr>
-            <w:tcW w:type="dxa" w:w="1928"/>
+            <w:tcW w:type="dxa" w:w="2041"/>
           </w:tcPr>
           <w:p>
             <w:pPr>
@@ -1274,7 +1277,7 @@
         </w:tc>
         <w:tc>
           <w:tcPr>
-            <w:tcW w:type="dxa" w:w="1361"/>
+            <w:tcW w:type="dxa" w:w="1304"/>
           </w:tcPr>
           <w:p>
             <w:pPr>
@@ -1291,7 +1294,7 @@
         </w:tc>
         <w:tc>
           <w:tcPr>
-            <w:tcW w:type="dxa" w:w="3742"/>
+            <w:tcW w:type="dxa" w:w="3912"/>
           </w:tcPr>
           <w:p>
             <w:pPr>
@@ -1308,7 +1311,7 @@
         </w:tc>
         <w:tc>
           <w:tcPr>
-            <w:tcW w:type="dxa" w:w="1587"/>
+            <w:tcW w:type="dxa" w:w="1474"/>
           </w:tcPr>
           <w:p>
             <w:pPr>
@@ -1325,7 +1328,7 @@
         </w:tc>
         <w:tc>
           <w:tcPr>
-            <w:tcW w:type="dxa" w:w="1020"/>
+            <w:tcW w:type="dxa" w:w="907"/>
           </w:tcPr>
           <w:p>
             <w:pPr>
@@ -1344,7 +1347,7 @@
       <w:tr>
         <w:tc>
           <w:tcPr>
-            <w:tcW w:type="dxa" w:w="1928"/>
+            <w:tcW w:type="dxa" w:w="2041"/>
             <w:shd w:val="clear" w:color="auto" w:fill="F6F8FA"/>
           </w:tcPr>
           <w:p>
@@ -1362,7 +1365,7 @@
         </w:tc>
         <w:tc>
           <w:tcPr>
-            <w:tcW w:type="dxa" w:w="1361"/>
+            <w:tcW w:type="dxa" w:w="1304"/>
             <w:shd w:val="clear" w:color="auto" w:fill="F6F8FA"/>
           </w:tcPr>
           <w:p>
@@ -1380,7 +1383,7 @@
         </w:tc>
         <w:tc>
           <w:tcPr>
-            <w:tcW w:type="dxa" w:w="3742"/>
+            <w:tcW w:type="dxa" w:w="3912"/>
             <w:shd w:val="clear" w:color="auto" w:fill="F6F8FA"/>
           </w:tcPr>
           <w:p>
@@ -1398,7 +1401,7 @@
         </w:tc>
         <w:tc>
           <w:tcPr>
-            <w:tcW w:type="dxa" w:w="1587"/>
+            <w:tcW w:type="dxa" w:w="1474"/>
             <w:shd w:val="clear" w:color="auto" w:fill="F6F8FA"/>
           </w:tcPr>
           <w:p>
@@ -1416,7 +1419,7 @@
         </w:tc>
         <w:tc>
           <w:tcPr>
-            <w:tcW w:type="dxa" w:w="1020"/>
+            <w:tcW w:type="dxa" w:w="907"/>
             <w:shd w:val="clear" w:color="auto" w:fill="F6F8FA"/>
           </w:tcPr>
           <w:p>
@@ -1436,7 +1439,7 @@
       <w:tr>
         <w:tc>
           <w:tcPr>
-            <w:tcW w:type="dxa" w:w="1928"/>
+            <w:tcW w:type="dxa" w:w="2041"/>
           </w:tcPr>
           <w:p>
             <w:pPr>
@@ -1453,7 +1456,7 @@
         </w:tc>
         <w:tc>
           <w:tcPr>
-            <w:tcW w:type="dxa" w:w="1361"/>
+            <w:tcW w:type="dxa" w:w="1304"/>
           </w:tcPr>
           <w:p>
             <w:pPr>
@@ -1470,7 +1473,7 @@
         </w:tc>
         <w:tc>
           <w:tcPr>
-            <w:tcW w:type="dxa" w:w="3742"/>
+            <w:tcW w:type="dxa" w:w="3912"/>
           </w:tcPr>
           <w:p>
             <w:pPr>
@@ -1487,7 +1490,7 @@
         </w:tc>
         <w:tc>
           <w:tcPr>
-            <w:tcW w:type="dxa" w:w="1587"/>
+            <w:tcW w:type="dxa" w:w="1474"/>
           </w:tcPr>
           <w:p>
             <w:pPr>
@@ -1504,7 +1507,7 @@
         </w:tc>
         <w:tc>
           <w:tcPr>
-            <w:tcW w:type="dxa" w:w="1020"/>
+            <w:tcW w:type="dxa" w:w="907"/>
           </w:tcPr>
           <w:p>
             <w:pPr>
@@ -1523,7 +1526,7 @@
       <w:tr>
         <w:tc>
           <w:tcPr>
-            <w:tcW w:type="dxa" w:w="1928"/>
+            <w:tcW w:type="dxa" w:w="2041"/>
             <w:shd w:val="clear" w:color="auto" w:fill="F6F8FA"/>
           </w:tcPr>
           <w:p>
@@ -1541,7 +1544,7 @@
         </w:tc>
         <w:tc>
           <w:tcPr>
-            <w:tcW w:type="dxa" w:w="1361"/>
+            <w:tcW w:type="dxa" w:w="1304"/>
             <w:shd w:val="clear" w:color="auto" w:fill="F6F8FA"/>
           </w:tcPr>
           <w:p>
@@ -1559,7 +1562,7 @@
         </w:tc>
         <w:tc>
           <w:tcPr>
-            <w:tcW w:type="dxa" w:w="3742"/>
+            <w:tcW w:type="dxa" w:w="3912"/>
             <w:shd w:val="clear" w:color="auto" w:fill="F6F8FA"/>
           </w:tcPr>
           <w:p>
@@ -1577,7 +1580,7 @@
         </w:tc>
         <w:tc>
           <w:tcPr>
-            <w:tcW w:type="dxa" w:w="1587"/>
+            <w:tcW w:type="dxa" w:w="1474"/>
             <w:shd w:val="clear" w:color="auto" w:fill="F6F8FA"/>
           </w:tcPr>
           <w:p>
@@ -1595,7 +1598,7 @@
         </w:tc>
         <w:tc>
           <w:tcPr>
-            <w:tcW w:type="dxa" w:w="1020"/>
+            <w:tcW w:type="dxa" w:w="907"/>
             <w:shd w:val="clear" w:color="auto" w:fill="F6F8FA"/>
           </w:tcPr>
           <w:p>
@@ -1615,7 +1618,7 @@
       <w:tr>
         <w:tc>
           <w:tcPr>
-            <w:tcW w:type="dxa" w:w="1928"/>
+            <w:tcW w:type="dxa" w:w="2041"/>
           </w:tcPr>
           <w:p>
             <w:pPr>
@@ -1632,7 +1635,7 @@
         </w:tc>
         <w:tc>
           <w:tcPr>
-            <w:tcW w:type="dxa" w:w="1361"/>
+            <w:tcW w:type="dxa" w:w="1304"/>
           </w:tcPr>
           <w:p>
             <w:pPr>
@@ -1649,7 +1652,7 @@
         </w:tc>
         <w:tc>
           <w:tcPr>
-            <w:tcW w:type="dxa" w:w="3742"/>
+            <w:tcW w:type="dxa" w:w="3912"/>
           </w:tcPr>
           <w:p>
             <w:pPr>
@@ -1666,7 +1669,7 @@
         </w:tc>
         <w:tc>
           <w:tcPr>
-            <w:tcW w:type="dxa" w:w="1587"/>
+            <w:tcW w:type="dxa" w:w="1474"/>
           </w:tcPr>
           <w:p>
             <w:pPr>
@@ -1683,7 +1686,7 @@
         </w:tc>
         <w:tc>
           <w:tcPr>
-            <w:tcW w:type="dxa" w:w="1020"/>
+            <w:tcW w:type="dxa" w:w="907"/>
           </w:tcPr>
           <w:p>
             <w:pPr>
@@ -1702,7 +1705,7 @@
       <w:tr>
         <w:tc>
           <w:tcPr>
-            <w:tcW w:type="dxa" w:w="1928"/>
+            <w:tcW w:type="dxa" w:w="2041"/>
             <w:shd w:val="clear" w:color="auto" w:fill="F6F8FA"/>
           </w:tcPr>
           <w:p>
@@ -1720,7 +1723,7 @@
         </w:tc>
         <w:tc>
           <w:tcPr>
-            <w:tcW w:type="dxa" w:w="1361"/>
+            <w:tcW w:type="dxa" w:w="1304"/>
             <w:shd w:val="clear" w:color="auto" w:fill="F6F8FA"/>
           </w:tcPr>
           <w:p>
@@ -1738,7 +1741,7 @@
         </w:tc>
         <w:tc>
           <w:tcPr>
-            <w:tcW w:type="dxa" w:w="3742"/>
+            <w:tcW w:type="dxa" w:w="3912"/>
             <w:shd w:val="clear" w:color="auto" w:fill="F6F8FA"/>
           </w:tcPr>
           <w:p>
@@ -1756,7 +1759,7 @@
         </w:tc>
         <w:tc>
           <w:tcPr>
-            <w:tcW w:type="dxa" w:w="1587"/>
+            <w:tcW w:type="dxa" w:w="1474"/>
             <w:shd w:val="clear" w:color="auto" w:fill="F6F8FA"/>
           </w:tcPr>
           <w:p>
@@ -1774,7 +1777,7 @@
         </w:tc>
         <w:tc>
           <w:tcPr>
-            <w:tcW w:type="dxa" w:w="1020"/>
+            <w:tcW w:type="dxa" w:w="907"/>
             <w:shd w:val="clear" w:color="auto" w:fill="F6F8FA"/>
           </w:tcPr>
           <w:p>
@@ -1794,7 +1797,7 @@
       <w:tr>
         <w:tc>
           <w:tcPr>
-            <w:tcW w:type="dxa" w:w="1928"/>
+            <w:tcW w:type="dxa" w:w="2041"/>
           </w:tcPr>
           <w:p>
             <w:pPr>
@@ -1811,7 +1814,7 @@
         </w:tc>
         <w:tc>
           <w:tcPr>
-            <w:tcW w:type="dxa" w:w="1361"/>
+            <w:tcW w:type="dxa" w:w="1304"/>
           </w:tcPr>
           <w:p>
             <w:pPr>
@@ -1828,7 +1831,7 @@
         </w:tc>
         <w:tc>
           <w:tcPr>
-            <w:tcW w:type="dxa" w:w="3742"/>
+            <w:tcW w:type="dxa" w:w="3912"/>
           </w:tcPr>
           <w:p>
             <w:pPr>
@@ -1845,7 +1848,7 @@
         </w:tc>
         <w:tc>
           <w:tcPr>
-            <w:tcW w:type="dxa" w:w="1587"/>
+            <w:tcW w:type="dxa" w:w="1474"/>
           </w:tcPr>
           <w:p>
             <w:pPr>
@@ -1862,7 +1865,7 @@
         </w:tc>
         <w:tc>
           <w:tcPr>
-            <w:tcW w:type="dxa" w:w="1020"/>
+            <w:tcW w:type="dxa" w:w="907"/>
           </w:tcPr>
           <w:p>
             <w:pPr>
@@ -1881,7 +1884,7 @@
       <w:tr>
         <w:tc>
           <w:tcPr>
-            <w:tcW w:type="dxa" w:w="1928"/>
+            <w:tcW w:type="dxa" w:w="2041"/>
             <w:shd w:val="clear" w:color="auto" w:fill="F6F8FA"/>
           </w:tcPr>
           <w:p>
@@ -1899,7 +1902,7 @@
         </w:tc>
         <w:tc>
           <w:tcPr>
-            <w:tcW w:type="dxa" w:w="1361"/>
+            <w:tcW w:type="dxa" w:w="1304"/>
             <w:shd w:val="clear" w:color="auto" w:fill="F6F8FA"/>
           </w:tcPr>
           <w:p>
@@ -1917,7 +1920,7 @@
         </w:tc>
         <w:tc>
           <w:tcPr>
-            <w:tcW w:type="dxa" w:w="3742"/>
+            <w:tcW w:type="dxa" w:w="3912"/>
             <w:shd w:val="clear" w:color="auto" w:fill="F6F8FA"/>
           </w:tcPr>
           <w:p>
@@ -1935,7 +1938,7 @@
         </w:tc>
         <w:tc>
           <w:tcPr>
-            <w:tcW w:type="dxa" w:w="1587"/>
+            <w:tcW w:type="dxa" w:w="1474"/>
             <w:shd w:val="clear" w:color="auto" w:fill="F6F8FA"/>
           </w:tcPr>
           <w:p>
@@ -1953,7 +1956,7 @@
         </w:tc>
         <w:tc>
           <w:tcPr>
-            <w:tcW w:type="dxa" w:w="1020"/>
+            <w:tcW w:type="dxa" w:w="907"/>
             <w:shd w:val="clear" w:color="auto" w:fill="F6F8FA"/>
           </w:tcPr>
           <w:p>
@@ -1973,7 +1976,7 @@
       <w:tr>
         <w:tc>
           <w:tcPr>
-            <w:tcW w:type="dxa" w:w="1928"/>
+            <w:tcW w:type="dxa" w:w="2041"/>
           </w:tcPr>
           <w:p>
             <w:pPr>
@@ -1990,7 +1993,7 @@
         </w:tc>
         <w:tc>
           <w:tcPr>
-            <w:tcW w:type="dxa" w:w="1361"/>
+            <w:tcW w:type="dxa" w:w="1304"/>
           </w:tcPr>
           <w:p>
             <w:pPr>
@@ -2007,7 +2010,7 @@
         </w:tc>
         <w:tc>
           <w:tcPr>
-            <w:tcW w:type="dxa" w:w="3742"/>
+            <w:tcW w:type="dxa" w:w="3912"/>
           </w:tcPr>
           <w:p>
             <w:pPr>
@@ -2024,7 +2027,7 @@
         </w:tc>
         <w:tc>
           <w:tcPr>
-            <w:tcW w:type="dxa" w:w="1587"/>
+            <w:tcW w:type="dxa" w:w="1474"/>
           </w:tcPr>
           <w:p>
             <w:pPr>
@@ -2041,7 +2044,7 @@
         </w:tc>
         <w:tc>
           <w:tcPr>
-            <w:tcW w:type="dxa" w:w="1020"/>
+            <w:tcW w:type="dxa" w:w="907"/>
           </w:tcPr>
           <w:p>
             <w:pPr>
@@ -2060,7 +2063,7 @@
       <w:tr>
         <w:tc>
           <w:tcPr>
-            <w:tcW w:type="dxa" w:w="1928"/>
+            <w:tcW w:type="dxa" w:w="2041"/>
             <w:shd w:val="clear" w:color="auto" w:fill="F6F8FA"/>
           </w:tcPr>
           <w:p>
@@ -2078,7 +2081,7 @@
         </w:tc>
         <w:tc>
           <w:tcPr>
-            <w:tcW w:type="dxa" w:w="1361"/>
+            <w:tcW w:type="dxa" w:w="1304"/>
             <w:shd w:val="clear" w:color="auto" w:fill="F6F8FA"/>
           </w:tcPr>
           <w:p>
@@ -2096,7 +2099,7 @@
         </w:tc>
         <w:tc>
           <w:tcPr>
-            <w:tcW w:type="dxa" w:w="3742"/>
+            <w:tcW w:type="dxa" w:w="3912"/>
             <w:shd w:val="clear" w:color="auto" w:fill="F6F8FA"/>
           </w:tcPr>
           <w:p>
@@ -2114,7 +2117,7 @@
         </w:tc>
         <w:tc>
           <w:tcPr>
-            <w:tcW w:type="dxa" w:w="1587"/>
+            <w:tcW w:type="dxa" w:w="1474"/>
             <w:shd w:val="clear" w:color="auto" w:fill="F6F8FA"/>
           </w:tcPr>
           <w:p>
@@ -2132,7 +2135,7 @@
         </w:tc>
         <w:tc>
           <w:tcPr>
-            <w:tcW w:type="dxa" w:w="1020"/>
+            <w:tcW w:type="dxa" w:w="907"/>
             <w:shd w:val="clear" w:color="auto" w:fill="F6F8FA"/>
           </w:tcPr>
           <w:p>
@@ -2152,7 +2155,7 @@
     </w:tbl>
     <w:p>
       <w:pPr>
-        <w:spacing w:after="40"/>
+        <w:spacing w:after="0" w:line="144" w:lineRule="auto"/>
       </w:pPr>
     </w:p>
     <w:p>
@@ -2211,16 +2214,17 @@
       <w:tblPr>
         <w:tblW w:type="auto" w:w="0"/>
         <w:jc w:val="center"/>
+        <w:tblLayout w:type="fixed"/>
         <w:tblLook w:firstColumn="1" w:firstRow="1" w:lastColumn="0" w:lastRow="0" w:noHBand="0" w:noVBand="1" w:val="04A0"/>
       </w:tblPr>
       <w:tblGrid>
-        <w:gridCol w:w="4819"/>
-        <w:gridCol w:w="4819"/>
+        <w:gridCol w:w="6236"/>
+        <w:gridCol w:w="3402"/>
       </w:tblGrid>
       <w:tr>
         <w:tc>
           <w:tcPr>
-            <w:tcW w:type="dxa" w:w="5783"/>
+            <w:tcW w:type="dxa" w:w="6236"/>
             <w:shd w:val="clear" w:color="auto" w:fill="F6F8FA"/>
           </w:tcPr>
           <w:p>
@@ -2233,110 +2237,110 @@
           </w:p>
           <w:p>
             <w:pPr>
-              <w:spacing w:after="80"/>
+              <w:spacing w:after="60"/>
             </w:pPr>
             <w:r>
               <w:rPr>
-                <w:sz w:val="19"/>
+                <w:sz w:val="18"/>
               </w:rPr>
               <w:t>Où stocker quand vos flux passent par le port, l’aéroport et la zone industrielle ?</w:t>
             </w:r>
           </w:p>
           <w:p>
             <w:pPr>
-              <w:spacing w:after="80"/>
+              <w:spacing w:after="60"/>
             </w:pPr>
             <w:r>
               <w:rPr>
-                <w:sz w:val="19"/>
+                <w:sz w:val="18"/>
               </w:rPr>
               <w:t>Proline Logistics opère quatre parcs à Abidjan, chacun placé sur un point de passage :</w:t>
             </w:r>
           </w:p>
           <w:p>
             <w:pPr>
-              <w:spacing w:after="80"/>
+              <w:spacing w:after="60"/>
             </w:pPr>
             <w:r>
               <w:rPr>
-                <w:sz w:val="19"/>
+                <w:sz w:val="18"/>
               </w:rPr>
               <w:t>- Yopougon, zone industrielle : 72 000 m², dont 33 000 m² d’entrepôt et 30 000 m² de parc à conteneurs.</w:t>
             </w:r>
           </w:p>
           <w:p>
             <w:pPr>
-              <w:spacing w:after="80"/>
+              <w:spacing w:after="60"/>
             </w:pPr>
             <w:r>
               <w:rPr>
-                <w:sz w:val="19"/>
+                <w:sz w:val="18"/>
               </w:rPr>
               <w:t>- Vridi, à proximité du port : 20 000 m², dont 10 000 m² d’entrepôt.</w:t>
             </w:r>
           </w:p>
           <w:p>
             <w:pPr>
-              <w:spacing w:after="80"/>
+              <w:spacing w:after="60"/>
             </w:pPr>
             <w:r>
               <w:rPr>
-                <w:sz w:val="19"/>
+                <w:sz w:val="18"/>
               </w:rPr>
               <w:t>- AeroHub, à proximité de l’aéroport : 7 000 places palettes.</w:t>
             </w:r>
           </w:p>
           <w:p>
             <w:pPr>
-              <w:spacing w:after="80"/>
+              <w:spacing w:after="60"/>
             </w:pPr>
             <w:r>
               <w:rPr>
-                <w:sz w:val="19"/>
+                <w:sz w:val="18"/>
               </w:rPr>
               <w:t>- Ndotre : 2 hectares de capacité d’extension.</w:t>
             </w:r>
           </w:p>
           <w:p>
             <w:pPr>
-              <w:spacing w:after="80"/>
+              <w:spacing w:after="60"/>
             </w:pPr>
             <w:r>
               <w:rPr>
-                <w:sz w:val="19"/>
+                <w:sz w:val="18"/>
               </w:rPr>
               <w:t>Au total, 43 000 m² d’entrepôts rackés et 70 000 m² de terre-plein.</w:t>
             </w:r>
           </w:p>
           <w:p>
             <w:pPr>
-              <w:spacing w:after="80"/>
+              <w:spacing w:after="60"/>
             </w:pPr>
             <w:r>
               <w:rPr>
-                <w:sz w:val="19"/>
+                <w:sz w:val="18"/>
               </w:rPr>
               <w:t>Pour un directeur supply chain, l’emplacement compte autant que la surface : chaque trajet évité entre le quai et l’entrepôt, c’est du délai et du coût en moins.</w:t>
             </w:r>
           </w:p>
           <w:p>
             <w:pPr>
-              <w:spacing w:after="80"/>
+              <w:spacing w:after="60"/>
             </w:pPr>
             <w:r>
               <w:rPr>
-                <w:sz w:val="19"/>
+                <w:sz w:val="18"/>
               </w:rPr>
               <w:t>Vous préparez votre organisation logistique pour 2027 ? Nous organisons des visites de parc sur rendez-vous. Écrivez-nous en message privé ou à info@prolinelogistic.com.</w:t>
             </w:r>
           </w:p>
           <w:p>
             <w:pPr>
-              <w:spacing w:after="80"/>
+              <w:spacing w:after="60"/>
             </w:pPr>
             <w:r>
               <w:rPr>
-                <w:sz w:val="19"/>
+                <w:sz w:val="18"/>
               </w:rPr>
               <w:t>#Logistique #SupplyChain #Abidjan</w:t>
             </w:r>
@@ -2344,13 +2348,13 @@
         </w:tc>
         <w:tc>
           <w:tcPr>
-            <w:tcW w:type="dxa" w:w="3855"/>
+            <w:tcW w:type="dxa" w:w="3402"/>
           </w:tcPr>
           <w:p>
             <w:r>
               <w:drawing>
                 <wp:inline xmlns:a="http://schemas.openxmlformats.org/drawingml/2006/main" xmlns:pic="http://schemas.openxmlformats.org/drawingml/2006/picture">
-                  <wp:extent cx="2304000" cy="2880000"/>
+                  <wp:extent cx="2015999" cy="2519999"/>
                   <wp:docPr id="2" name="Picture 2"/>
                   <wp:cNvGraphicFramePr>
                     <a:graphicFrameLocks noChangeAspect="1"/>
@@ -2371,7 +2375,7 @@
                         <pic:spPr>
                           <a:xfrm>
                             <a:off x="0" y="0"/>
-                            <a:ext cx="2304000" cy="2880000"/>
+                            <a:ext cx="2015999" cy="2519999"/>
                           </a:xfrm>
                           <a:prstGeom prst="rect"/>
                         </pic:spPr>
@@ -2402,9 +2406,9 @@
       </w:tr>
     </w:tbl>
     <w:p>
-      <w:r>
-        <w:br w:type="page"/>
-      </w:r>
+      <w:pPr>
+        <w:spacing w:after="0"/>
+      </w:pPr>
     </w:p>
     <w:p>
       <w:pPr>
@@ -2432,16 +2436,17 @@
       <w:tblPr>
         <w:tblW w:type="auto" w:w="0"/>
         <w:jc w:val="center"/>
+        <w:tblLayout w:type="fixed"/>
         <w:tblLook w:firstColumn="1" w:firstRow="1" w:lastColumn="0" w:lastRow="0" w:noHBand="0" w:noVBand="1" w:val="04A0"/>
       </w:tblPr>
       <w:tblGrid>
-        <w:gridCol w:w="4819"/>
-        <w:gridCol w:w="4819"/>
+        <w:gridCol w:w="6236"/>
+        <w:gridCol w:w="3402"/>
       </w:tblGrid>
       <w:tr>
         <w:tc>
           <w:tcPr>
-            <w:tcW w:type="dxa" w:w="5783"/>
+            <w:tcW w:type="dxa" w:w="6236"/>
             <w:shd w:val="clear" w:color="auto" w:fill="F6F8FA"/>
           </w:tcPr>
           <w:p>
@@ -2454,77 +2459,77 @@
           </w:p>
           <w:p>
             <w:pPr>
-              <w:spacing w:after="80"/>
+              <w:spacing w:after="60"/>
             </w:pPr>
             <w:r>
               <w:rPr>
-                <w:sz w:val="19"/>
+                <w:sz w:val="18"/>
               </w:rPr>
               <w:t>FIFO ou FEFO : la question à poser avant de confier votre stock.</w:t>
             </w:r>
           </w:p>
           <w:p>
             <w:pPr>
-              <w:spacing w:after="80"/>
+              <w:spacing w:after="60"/>
             </w:pPr>
             <w:r>
               <w:rPr>
-                <w:sz w:val="19"/>
+                <w:sz w:val="18"/>
               </w:rPr>
               <w:t>FIFO : premier entré, premier sorti. La règle de base pour les produits sans date limite.</w:t>
             </w:r>
           </w:p>
           <w:p>
             <w:pPr>
-              <w:spacing w:after="80"/>
+              <w:spacing w:after="60"/>
             </w:pPr>
             <w:r>
               <w:rPr>
-                <w:sz w:val="19"/>
+                <w:sz w:val="18"/>
               </w:rPr>
               <w:t>FEFO : premier périmé, premier sorti. La règle qui s’impose dès qu’il y a une date de péremption : agroalimentaire, grande consommation, pharmacie.</w:t>
             </w:r>
           </w:p>
           <w:p>
             <w:pPr>
-              <w:spacing w:after="80"/>
+              <w:spacing w:after="60"/>
             </w:pPr>
             <w:r>
               <w:rPr>
-                <w:sz w:val="19"/>
+                <w:sz w:val="18"/>
               </w:rPr>
               <w:t>Appliquer la mauvaise règle a un coût direct : des produits qui expirent en rayonnage pendant que des lots plus récents partent en livraison.</w:t>
             </w:r>
           </w:p>
           <w:p>
             <w:pPr>
-              <w:spacing w:after="80"/>
+              <w:spacing w:after="60"/>
             </w:pPr>
             <w:r>
               <w:rPr>
-                <w:sz w:val="19"/>
+                <w:sz w:val="18"/>
               </w:rPr>
               <w:t>Dans nos entrepôts, chaque réception est contrôlée en qualité et en quantité, puis enregistrée dans notre logiciel de gestion d’entrepôt. La préparation de commande suit la règle qui convient à vos produits.</w:t>
             </w:r>
           </w:p>
           <w:p>
             <w:pPr>
-              <w:spacing w:after="80"/>
+              <w:spacing w:after="60"/>
             </w:pPr>
             <w:r>
               <w:rPr>
-                <w:sz w:val="19"/>
+                <w:sz w:val="18"/>
               </w:rPr>
               <w:t>Et chez vous, quelle règle s’applique, et qui la vérifie ? Dites-le-nous en commentaire.</w:t>
             </w:r>
           </w:p>
           <w:p>
             <w:pPr>
-              <w:spacing w:after="80"/>
+              <w:spacing w:after="60"/>
             </w:pPr>
             <w:r>
               <w:rPr>
-                <w:sz w:val="19"/>
+                <w:sz w:val="18"/>
               </w:rPr>
               <w:t>#GestionDeStock #Entreposage #SupplyChain</w:t>
             </w:r>
@@ -2532,13 +2537,13 @@
         </w:tc>
         <w:tc>
           <w:tcPr>
-            <w:tcW w:type="dxa" w:w="3855"/>
+            <w:tcW w:type="dxa" w:w="3402"/>
           </w:tcPr>
           <w:p>
             <w:r>
               <w:drawing>
                 <wp:inline xmlns:a="http://schemas.openxmlformats.org/drawingml/2006/main" xmlns:pic="http://schemas.openxmlformats.org/drawingml/2006/picture">
-                  <wp:extent cx="2304000" cy="2880000"/>
+                  <wp:extent cx="2015999" cy="2519999"/>
                   <wp:docPr id="3" name="Picture 3"/>
                   <wp:cNvGraphicFramePr>
                     <a:graphicFrameLocks noChangeAspect="1"/>
@@ -2559,7 +2564,7 @@
                         <pic:spPr>
                           <a:xfrm>
                             <a:off x="0" y="0"/>
-                            <a:ext cx="2304000" cy="2880000"/>
+                            <a:ext cx="2015999" cy="2519999"/>
                           </a:xfrm>
                           <a:prstGeom prst="rect"/>
                         </pic:spPr>
@@ -2589,6 +2594,11 @@
         </w:tc>
       </w:tr>
     </w:tbl>
+    <w:p>
+      <w:pPr>
+        <w:spacing w:after="0"/>
+      </w:pPr>
+    </w:p>
     <w:p>
       <w:r>
         <w:br w:type="page"/>
@@ -2620,16 +2630,17 @@
       <w:tblPr>
         <w:tblW w:type="auto" w:w="0"/>
         <w:jc w:val="center"/>
+        <w:tblLayout w:type="fixed"/>
         <w:tblLook w:firstColumn="1" w:firstRow="1" w:lastColumn="0" w:lastRow="0" w:noHBand="0" w:noVBand="1" w:val="04A0"/>
       </w:tblPr>
       <w:tblGrid>
-        <w:gridCol w:w="4819"/>
-        <w:gridCol w:w="4819"/>
+        <w:gridCol w:w="6236"/>
+        <w:gridCol w:w="3402"/>
       </w:tblGrid>
       <w:tr>
         <w:tc>
           <w:tcPr>
-            <w:tcW w:type="dxa" w:w="5783"/>
+            <w:tcW w:type="dxa" w:w="6236"/>
             <w:shd w:val="clear" w:color="auto" w:fill="F6F8FA"/>
           </w:tcPr>
           <w:p>
@@ -2642,88 +2653,88 @@
           </w:p>
           <w:p>
             <w:pPr>
-              <w:spacing w:after="80"/>
+              <w:spacing w:after="60"/>
             </w:pPr>
             <w:r>
               <w:rPr>
-                <w:sz w:val="19"/>
+                <w:sz w:val="18"/>
               </w:rPr>
               <w:t>Combien de temps faut-il pour savoir ce qu’il y a vraiment dans votre stock ?</w:t>
             </w:r>
           </w:p>
           <w:p>
             <w:pPr>
-              <w:spacing w:after="80"/>
+              <w:spacing w:after="60"/>
             </w:pPr>
             <w:r>
               <w:rPr>
-                <w:sz w:val="19"/>
+                <w:sz w:val="18"/>
               </w:rPr>
               <w:t>Chez Proline Logistics, la réponse tient dans un rapport quotidien, et dans un principe simple : compter deux fois.</w:t>
             </w:r>
           </w:p>
           <w:p>
             <w:pPr>
-              <w:spacing w:after="80"/>
+              <w:spacing w:after="60"/>
             </w:pPr>
             <w:r>
               <w:rPr>
-                <w:sz w:val="19"/>
+                <w:sz w:val="18"/>
               </w:rPr>
               <w:t>1. L’inventaire physique : ce qui est réellement dans les racks.</w:t>
             </w:r>
           </w:p>
           <w:p>
             <w:pPr>
-              <w:spacing w:after="80"/>
+              <w:spacing w:after="60"/>
             </w:pPr>
             <w:r>
               <w:rPr>
-                <w:sz w:val="19"/>
+                <w:sz w:val="18"/>
               </w:rPr>
               <w:t>2. L’inventaire informatique : ce qu’enregistre notre logiciel de gestion d’entrepôt.</w:t>
             </w:r>
           </w:p>
           <w:p>
             <w:pPr>
-              <w:spacing w:after="80"/>
+              <w:spacing w:after="60"/>
             </w:pPr>
             <w:r>
               <w:rPr>
-                <w:sz w:val="19"/>
+                <w:sz w:val="18"/>
               </w:rPr>
               <w:t>Les deux sont comparés. Un écart se voit, s’explique et se corrige avant de devenir une rupture ou une perte.</w:t>
             </w:r>
           </w:p>
           <w:p>
             <w:pPr>
-              <w:spacing w:after="80"/>
+              <w:spacing w:after="60"/>
             </w:pPr>
             <w:r>
               <w:rPr>
-                <w:sz w:val="19"/>
+                <w:sz w:val="18"/>
               </w:rPr>
               <w:t>Pour un directeur financier, c’est un stock valorisé juste. Pour un directeur logistique, ce sont des commandes préparées sans mauvaise surprise.</w:t>
             </w:r>
           </w:p>
           <w:p>
             <w:pPr>
-              <w:spacing w:after="80"/>
+              <w:spacing w:after="60"/>
             </w:pPr>
             <w:r>
               <w:rPr>
-                <w:sz w:val="19"/>
+                <w:sz w:val="18"/>
               </w:rPr>
               <w:t>Vous voulez voir comment cela fonctionne ? Demandez une démonstration lors d’une visite de parc.</w:t>
             </w:r>
           </w:p>
           <w:p>
             <w:pPr>
-              <w:spacing w:after="80"/>
+              <w:spacing w:after="60"/>
             </w:pPr>
             <w:r>
               <w:rPr>
-                <w:sz w:val="19"/>
+                <w:sz w:val="18"/>
               </w:rPr>
               <w:t>#Inventaire #Entreposage #Logistique</w:t>
             </w:r>
@@ -2731,13 +2742,13 @@
         </w:tc>
         <w:tc>
           <w:tcPr>
-            <w:tcW w:type="dxa" w:w="3855"/>
+            <w:tcW w:type="dxa" w:w="3402"/>
           </w:tcPr>
           <w:p>
             <w:r>
               <w:drawing>
                 <wp:inline xmlns:a="http://schemas.openxmlformats.org/drawingml/2006/main" xmlns:pic="http://schemas.openxmlformats.org/drawingml/2006/picture">
-                  <wp:extent cx="2304000" cy="2880000"/>
+                  <wp:extent cx="2015999" cy="2519999"/>
                   <wp:docPr id="4" name="Picture 4"/>
                   <wp:cNvGraphicFramePr>
                     <a:graphicFrameLocks noChangeAspect="1"/>
@@ -2758,7 +2769,7 @@
                         <pic:spPr>
                           <a:xfrm>
                             <a:off x="0" y="0"/>
-                            <a:ext cx="2304000" cy="2880000"/>
+                            <a:ext cx="2015999" cy="2519999"/>
                           </a:xfrm>
                           <a:prstGeom prst="rect"/>
                         </pic:spPr>
@@ -2789,9 +2800,9 @@
       </w:tr>
     </w:tbl>
     <w:p>
-      <w:r>
-        <w:br w:type="page"/>
-      </w:r>
+      <w:pPr>
+        <w:spacing w:after="0"/>
+      </w:pPr>
     </w:p>
     <w:p>
       <w:pPr>
@@ -2819,16 +2830,17 @@
       <w:tblPr>
         <w:tblW w:type="auto" w:w="0"/>
         <w:jc w:val="center"/>
+        <w:tblLayout w:type="fixed"/>
         <w:tblLook w:firstColumn="1" w:firstRow="1" w:lastColumn="0" w:lastRow="0" w:noHBand="0" w:noVBand="1" w:val="04A0"/>
       </w:tblPr>
       <w:tblGrid>
-        <w:gridCol w:w="4819"/>
-        <w:gridCol w:w="4819"/>
+        <w:gridCol w:w="6236"/>
+        <w:gridCol w:w="3402"/>
       </w:tblGrid>
       <w:tr>
         <w:tc>
           <w:tcPr>
-            <w:tcW w:type="dxa" w:w="5783"/>
+            <w:tcW w:type="dxa" w:w="6236"/>
             <w:shd w:val="clear" w:color="auto" w:fill="F6F8FA"/>
           </w:tcPr>
           <w:p>
@@ -2841,77 +2853,77 @@
           </w:p>
           <w:p>
             <w:pPr>
-              <w:spacing w:after="80"/>
+              <w:spacing w:after="60"/>
             </w:pPr>
             <w:r>
               <w:rPr>
-                <w:sz w:val="19"/>
+                <w:sz w:val="18"/>
               </w:rPr>
               <w:t>80 000 m³ d’hydrocarbures transportés chaque année.</w:t>
             </w:r>
           </w:p>
           <w:p>
             <w:pPr>
-              <w:spacing w:after="80"/>
+              <w:spacing w:after="60"/>
             </w:pPr>
             <w:r>
               <w:rPr>
-                <w:sz w:val="19"/>
+                <w:sz w:val="18"/>
               </w:rPr>
               <w:t>Dans ce métier, il n’y a pas de marge d’erreur. Trois exigences guident chaque rotation :</w:t>
             </w:r>
           </w:p>
           <w:p>
             <w:pPr>
-              <w:spacing w:after="80"/>
+              <w:spacing w:after="60"/>
             </w:pPr>
             <w:r>
               <w:rPr>
-                <w:sz w:val="19"/>
+                <w:sz w:val="18"/>
               </w:rPr>
               <w:t>1. Le suivi : nos camions sont suivis au GPS, avec un reporting en temps réel, du départ à la livraison.</w:t>
             </w:r>
           </w:p>
           <w:p>
             <w:pPr>
-              <w:spacing w:after="80"/>
+              <w:spacing w:after="60"/>
             </w:pPr>
             <w:r>
               <w:rPr>
-                <w:sz w:val="19"/>
+                <w:sz w:val="18"/>
               </w:rPr>
               <w:t>2. Les équipes : nos chauffeurs suivent une formation continue sur la sécurité, les procédures clients et la conduite responsable.</w:t>
             </w:r>
           </w:p>
           <w:p>
             <w:pPr>
-              <w:spacing w:after="80"/>
+              <w:spacing w:after="60"/>
             </w:pPr>
             <w:r>
               <w:rPr>
-                <w:sz w:val="19"/>
+                <w:sz w:val="18"/>
               </w:rPr>
               <w:t>3. Le cadre : notre département qualité, hygiène, sécurité et environnement intervient dans toutes nos procédures, et nous sommes engagés dans les démarches de certification ISO 9001, ISO 14001 et ISO 45001.</w:t>
             </w:r>
           </w:p>
           <w:p>
             <w:pPr>
-              <w:spacing w:after="80"/>
+              <w:spacing w:after="60"/>
             </w:pPr>
             <w:r>
               <w:rPr>
-                <w:sz w:val="19"/>
+                <w:sz w:val="18"/>
               </w:rPr>
               <w:t>Vous cherchez un transporteur pour vos produits pétroliers ? Parlons de vos volumes et de vos itinéraires.</w:t>
             </w:r>
           </w:p>
           <w:p>
             <w:pPr>
-              <w:spacing w:after="80"/>
+              <w:spacing w:after="60"/>
             </w:pPr>
             <w:r>
               <w:rPr>
-                <w:sz w:val="19"/>
+                <w:sz w:val="18"/>
               </w:rPr>
               <w:t>#Transport #Hydrocarbures #Sécurité</w:t>
             </w:r>
@@ -2919,13 +2931,13 @@
         </w:tc>
         <w:tc>
           <w:tcPr>
-            <w:tcW w:type="dxa" w:w="3855"/>
+            <w:tcW w:type="dxa" w:w="3402"/>
           </w:tcPr>
           <w:p>
             <w:r>
               <w:drawing>
                 <wp:inline xmlns:a="http://schemas.openxmlformats.org/drawingml/2006/main" xmlns:pic="http://schemas.openxmlformats.org/drawingml/2006/picture">
-                  <wp:extent cx="2304000" cy="2880000"/>
+                  <wp:extent cx="2015999" cy="2519999"/>
                   <wp:docPr id="5" name="Picture 5"/>
                   <wp:cNvGraphicFramePr>
                     <a:graphicFrameLocks noChangeAspect="1"/>
@@ -2946,7 +2958,7 @@
                         <pic:spPr>
                           <a:xfrm>
                             <a:off x="0" y="0"/>
-                            <a:ext cx="2304000" cy="2880000"/>
+                            <a:ext cx="2015999" cy="2519999"/>
                           </a:xfrm>
                           <a:prstGeom prst="rect"/>
                         </pic:spPr>
@@ -2976,6 +2988,11 @@
         </w:tc>
       </w:tr>
     </w:tbl>
+    <w:p>
+      <w:pPr>
+        <w:spacing w:after="0"/>
+      </w:pPr>
+    </w:p>
     <w:p>
       <w:pPr>
         <w:pStyle w:val="Heading1"/>
@@ -3047,7 +3064,7 @@
     <w:sectPr>
       <w:footerReference w:type="default" r:id="rId9"/>
       <w:pgSz w:w="11906" w:h="16838"/>
-      <w:pgMar w:top="907" w:right="1134" w:bottom="907" w:left="1134" w:header="720" w:footer="720" w:gutter="0"/>
+      <w:pgMar w:top="737" w:right="1134" w:bottom="737" w:left="1134" w:header="720" w:footer="720" w:gutter="0"/>
       <w:cols w:space="720"/>
       <w:docGrid w:linePitch="360"/>
     </w:sectPr>
@@ -3464,7 +3481,7 @@
     <w:rPr>
       <w:rFonts w:ascii="Arial" w:hAnsi="Arial" w:eastAsia="Arial"/>
       <w:color w:val="2B2A35"/>
-      <w:sz w:val="20"/>
+      <w:sz w:val="19"/>
     </w:rPr>
   </w:style>
   <w:style w:type="paragraph" w:styleId="Header">
@@ -3820,7 +3837,7 @@
       <w:color w:val="11202E"/>
       <w:spacing w:val="5"/>
       <w:kern w:val="28"/>
-      <w:sz w:val="44"/>
+      <w:sz w:val="38"/>
       <w:szCs w:val="52"/>
     </w:rPr>
   </w:style>
